--- a/Kafka_Topic_Partition_Consumer_Group_Screenshot.docx
+++ b/Kafka_Topic_Partition_Consumer_Group_Screenshot.docx
@@ -4,9 +4,12 @@
   <w:body>
     <w:p>
       <w:r>
+        <w:rPr>
+          <w:noProof/>
+        </w:rPr>
         <w:drawing>
-          <wp:inline distT="0" distB="0" distL="0" distR="0" wp14:anchorId="625C8634" wp14:editId="39ACA173">
-            <wp:extent cx="5943600" cy="2263140"/>
+          <wp:inline distT="0" distB="0" distL="0" distR="0" wp14:anchorId="625C8634" wp14:editId="0BC06F22">
+            <wp:extent cx="5943600" cy="4472940"/>
             <wp:effectExtent l="0" t="0" r="0" b="3810"/>
             <wp:docPr id="1049712417" name="Picture 1"/>
             <wp:cNvGraphicFramePr>
@@ -28,7 +31,7 @@
                   <pic:spPr>
                     <a:xfrm>
                       <a:off x="0" y="0"/>
-                      <a:ext cx="5943600" cy="2263140"/>
+                      <a:ext cx="5943600" cy="4472940"/>
                     </a:xfrm>
                     <a:prstGeom prst="rect">
                       <a:avLst/>
@@ -47,10 +50,11 @@
         <w:rPr>
           <w:noProof/>
         </w:rPr>
+        <w:lastRenderedPageBreak/>
         <w:drawing>
-          <wp:inline distT="0" distB="0" distL="0" distR="0" wp14:anchorId="75B7CC13" wp14:editId="620EAE86">
-            <wp:extent cx="5943600" cy="1106170"/>
-            <wp:effectExtent l="0" t="0" r="0" b="0"/>
+          <wp:inline distT="0" distB="0" distL="0" distR="0" wp14:anchorId="75B7CC13" wp14:editId="01C7DCF1">
+            <wp:extent cx="5943600" cy="3939540"/>
+            <wp:effectExtent l="0" t="0" r="0" b="3810"/>
             <wp:docPr id="1392047269" name="Picture 1"/>
             <wp:cNvGraphicFramePr>
               <a:graphicFrameLocks xmlns:a="http://schemas.openxmlformats.org/drawingml/2006/main" noChangeAspect="1"/>
@@ -71,7 +75,7 @@
                   <pic:spPr>
                     <a:xfrm>
                       <a:off x="0" y="0"/>
-                      <a:ext cx="5943600" cy="1106170"/>
+                      <a:ext cx="5943600" cy="3939540"/>
                     </a:xfrm>
                     <a:prstGeom prst="rect">
                       <a:avLst/>
@@ -90,10 +94,11 @@
         <w:rPr>
           <w:noProof/>
         </w:rPr>
+        <w:lastRenderedPageBreak/>
         <w:drawing>
-          <wp:inline distT="0" distB="0" distL="0" distR="0" wp14:anchorId="5F01883E" wp14:editId="0BDA4F8F">
-            <wp:extent cx="5943600" cy="2700655"/>
-            <wp:effectExtent l="0" t="0" r="0" b="4445"/>
+          <wp:inline distT="0" distB="0" distL="0" distR="0" wp14:anchorId="5F01883E" wp14:editId="077C032A">
+            <wp:extent cx="5943600" cy="4427220"/>
+            <wp:effectExtent l="0" t="0" r="0" b="0"/>
             <wp:docPr id="1291403690" name="Picture 1"/>
             <wp:cNvGraphicFramePr>
               <a:graphicFrameLocks xmlns:a="http://schemas.openxmlformats.org/drawingml/2006/main" noChangeAspect="1"/>
@@ -114,7 +119,7 @@
                   <pic:spPr>
                     <a:xfrm>
                       <a:off x="0" y="0"/>
-                      <a:ext cx="5943600" cy="2700655"/>
+                      <a:ext cx="5943600" cy="4427220"/>
                     </a:xfrm>
                     <a:prstGeom prst="rect">
                       <a:avLst/>
@@ -135,9 +140,9 @@
         </w:rPr>
         <w:lastRenderedPageBreak/>
         <w:drawing>
-          <wp:inline distT="0" distB="0" distL="0" distR="0" wp14:anchorId="0EFCF4C6" wp14:editId="7DCBB374">
-            <wp:extent cx="5943600" cy="2705100"/>
-            <wp:effectExtent l="0" t="0" r="0" b="0"/>
+          <wp:inline distT="0" distB="0" distL="0" distR="0" wp14:anchorId="0EFCF4C6" wp14:editId="562525ED">
+            <wp:extent cx="5943600" cy="4549140"/>
+            <wp:effectExtent l="0" t="0" r="0" b="3810"/>
             <wp:docPr id="1820183729" name="Picture 1"/>
             <wp:cNvGraphicFramePr>
               <a:graphicFrameLocks xmlns:a="http://schemas.openxmlformats.org/drawingml/2006/main" noChangeAspect="1"/>
@@ -158,7 +163,7 @@
                   <pic:spPr>
                     <a:xfrm>
                       <a:off x="0" y="0"/>
-                      <a:ext cx="5943600" cy="2705100"/>
+                      <a:ext cx="5943600" cy="4549140"/>
                     </a:xfrm>
                     <a:prstGeom prst="rect">
                       <a:avLst/>
@@ -177,9 +182,10 @@
         <w:rPr>
           <w:noProof/>
         </w:rPr>
+        <w:lastRenderedPageBreak/>
         <w:drawing>
-          <wp:inline distT="0" distB="0" distL="0" distR="0" wp14:anchorId="5BECA79C" wp14:editId="7417DE3C">
-            <wp:extent cx="5943600" cy="2728595"/>
+          <wp:inline distT="0" distB="0" distL="0" distR="0" wp14:anchorId="5BECA79C" wp14:editId="23ED4D6A">
+            <wp:extent cx="5943600" cy="4267200"/>
             <wp:effectExtent l="0" t="0" r="0" b="0"/>
             <wp:docPr id="739154639" name="Picture 1"/>
             <wp:cNvGraphicFramePr>
@@ -201,7 +207,7 @@
                   <pic:spPr>
                     <a:xfrm>
                       <a:off x="0" y="0"/>
-                      <a:ext cx="5943600" cy="2728595"/>
+                      <a:ext cx="5943600" cy="4267200"/>
                     </a:xfrm>
                     <a:prstGeom prst="rect">
                       <a:avLst/>
@@ -222,9 +228,9 @@
         </w:rPr>
         <w:lastRenderedPageBreak/>
         <w:drawing>
-          <wp:inline distT="0" distB="0" distL="0" distR="0" wp14:anchorId="0D83130A" wp14:editId="2530CA73">
-            <wp:extent cx="5943600" cy="2818765"/>
-            <wp:effectExtent l="0" t="0" r="0" b="635"/>
+          <wp:inline distT="0" distB="0" distL="0" distR="0" wp14:anchorId="0D83130A" wp14:editId="03DDD287">
+            <wp:extent cx="5943600" cy="3710940"/>
+            <wp:effectExtent l="0" t="0" r="0" b="3810"/>
             <wp:docPr id="1817981836" name="Picture 1"/>
             <wp:cNvGraphicFramePr>
               <a:graphicFrameLocks xmlns:a="http://schemas.openxmlformats.org/drawingml/2006/main" noChangeAspect="1"/>
@@ -245,7 +251,7 @@
                   <pic:spPr>
                     <a:xfrm>
                       <a:off x="0" y="0"/>
-                      <a:ext cx="5943600" cy="2818765"/>
+                      <a:ext cx="5943600" cy="3710940"/>
                     </a:xfrm>
                     <a:prstGeom prst="rect">
                       <a:avLst/>
@@ -263,10 +269,11 @@
         <w:rPr>
           <w:noProof/>
         </w:rPr>
+        <w:lastRenderedPageBreak/>
         <w:drawing>
-          <wp:inline distT="0" distB="0" distL="0" distR="0" wp14:anchorId="521FF27B" wp14:editId="4C6FA66B">
-            <wp:extent cx="5943600" cy="2842260"/>
-            <wp:effectExtent l="0" t="0" r="0" b="0"/>
+          <wp:inline distT="0" distB="0" distL="0" distR="0" wp14:anchorId="521FF27B" wp14:editId="0CAF306E">
+            <wp:extent cx="5943600" cy="5593080"/>
+            <wp:effectExtent l="0" t="0" r="0" b="7620"/>
             <wp:docPr id="1269541159" name="Picture 1"/>
             <wp:cNvGraphicFramePr>
               <a:graphicFrameLocks xmlns:a="http://schemas.openxmlformats.org/drawingml/2006/main" noChangeAspect="1"/>
@@ -287,7 +294,7 @@
                   <pic:spPr>
                     <a:xfrm>
                       <a:off x="0" y="0"/>
-                      <a:ext cx="5943600" cy="2842260"/>
+                      <a:ext cx="5943600" cy="5593080"/>
                     </a:xfrm>
                     <a:prstGeom prst="rect">
                       <a:avLst/>
@@ -308,9 +315,9 @@
         </w:rPr>
         <w:lastRenderedPageBreak/>
         <w:drawing>
-          <wp:inline distT="0" distB="0" distL="0" distR="0" wp14:anchorId="509B18F4" wp14:editId="3D67B01F">
-            <wp:extent cx="5943600" cy="2720975"/>
-            <wp:effectExtent l="0" t="0" r="0" b="3175"/>
+          <wp:inline distT="0" distB="0" distL="0" distR="0" wp14:anchorId="509B18F4" wp14:editId="2A4AD633">
+            <wp:extent cx="5943600" cy="4404360"/>
+            <wp:effectExtent l="0" t="0" r="0" b="0"/>
             <wp:docPr id="1943349363" name="Picture 1"/>
             <wp:cNvGraphicFramePr>
               <a:graphicFrameLocks xmlns:a="http://schemas.openxmlformats.org/drawingml/2006/main" noChangeAspect="1"/>
@@ -331,7 +338,7 @@
                   <pic:spPr>
                     <a:xfrm>
                       <a:off x="0" y="0"/>
-                      <a:ext cx="5943600" cy="2720975"/>
+                      <a:ext cx="5943600" cy="4404360"/>
                     </a:xfrm>
                     <a:prstGeom prst="rect">
                       <a:avLst/>
@@ -349,9 +356,10 @@
         <w:rPr>
           <w:noProof/>
         </w:rPr>
+        <w:lastRenderedPageBreak/>
         <w:drawing>
-          <wp:inline distT="0" distB="0" distL="0" distR="0" wp14:anchorId="36128834" wp14:editId="6DB1F9C4">
-            <wp:extent cx="5943600" cy="2784475"/>
+          <wp:inline distT="0" distB="0" distL="0" distR="0" wp14:anchorId="36128834" wp14:editId="5E5C7C77">
+            <wp:extent cx="5943600" cy="4351020"/>
             <wp:effectExtent l="0" t="0" r="0" b="0"/>
             <wp:docPr id="248564049" name="Picture 1"/>
             <wp:cNvGraphicFramePr>
@@ -373,7 +381,7 @@
                   <pic:spPr>
                     <a:xfrm>
                       <a:off x="0" y="0"/>
-                      <a:ext cx="5943600" cy="2784475"/>
+                      <a:ext cx="5943600" cy="4351020"/>
                     </a:xfrm>
                     <a:prstGeom prst="rect">
                       <a:avLst/>
@@ -401,8 +409,8 @@
           <w:noProof/>
         </w:rPr>
         <w:drawing>
-          <wp:inline distT="0" distB="0" distL="0" distR="0" wp14:anchorId="2AC87339" wp14:editId="3ECEB4D5">
-            <wp:extent cx="5943600" cy="2766060"/>
+          <wp:inline distT="0" distB="0" distL="0" distR="0" wp14:anchorId="2AC87339" wp14:editId="74CA3B74">
+            <wp:extent cx="5943600" cy="4899660"/>
             <wp:effectExtent l="0" t="0" r="0" b="0"/>
             <wp:docPr id="1482015759" name="Picture 1"/>
             <wp:cNvGraphicFramePr>
@@ -424,7 +432,7 @@
                   <pic:spPr>
                     <a:xfrm>
                       <a:off x="0" y="0"/>
-                      <a:ext cx="5943600" cy="2766060"/>
+                      <a:ext cx="5943600" cy="4899660"/>
                     </a:xfrm>
                     <a:prstGeom prst="rect">
                       <a:avLst/>
@@ -443,9 +451,10 @@
         <w:rPr>
           <w:noProof/>
         </w:rPr>
+        <w:lastRenderedPageBreak/>
         <w:drawing>
-          <wp:inline distT="0" distB="0" distL="0" distR="0" wp14:anchorId="3A732C29" wp14:editId="6D65B014">
-            <wp:extent cx="5943600" cy="2693035"/>
+          <wp:inline distT="0" distB="0" distL="0" distR="0" wp14:anchorId="3A732C29" wp14:editId="40A99532">
+            <wp:extent cx="5943600" cy="5090160"/>
             <wp:effectExtent l="0" t="0" r="0" b="0"/>
             <wp:docPr id="529633689" name="Picture 1"/>
             <wp:cNvGraphicFramePr>
@@ -467,7 +476,7 @@
                   <pic:spPr>
                     <a:xfrm>
                       <a:off x="0" y="0"/>
-                      <a:ext cx="5943600" cy="2693035"/>
+                      <a:ext cx="5943600" cy="5090160"/>
                     </a:xfrm>
                     <a:prstGeom prst="rect">
                       <a:avLst/>
@@ -483,9 +492,13 @@
     <w:p/>
     <w:p>
       <w:r>
+        <w:rPr>
+          <w:noProof/>
+        </w:rPr>
+        <w:lastRenderedPageBreak/>
         <w:drawing>
-          <wp:inline distT="0" distB="0" distL="0" distR="0" wp14:anchorId="4F684E7B" wp14:editId="47164C65">
-            <wp:extent cx="5943600" cy="1087120"/>
+          <wp:inline distT="0" distB="0" distL="0" distR="0" wp14:anchorId="4F684E7B" wp14:editId="20104592">
+            <wp:extent cx="5943600" cy="3398520"/>
             <wp:effectExtent l="0" t="0" r="0" b="0"/>
             <wp:docPr id="848005683" name="Picture 1"/>
             <wp:cNvGraphicFramePr>
@@ -507,7 +520,7 @@
                   <pic:spPr>
                     <a:xfrm>
                       <a:off x="0" y="0"/>
-                      <a:ext cx="5943600" cy="1087120"/>
+                      <a:ext cx="5943600" cy="3398520"/>
                     </a:xfrm>
                     <a:prstGeom prst="rect">
                       <a:avLst/>
@@ -525,10 +538,13 @@
     </w:p>
     <w:p>
       <w:r>
+        <w:rPr>
+          <w:noProof/>
+        </w:rPr>
         <w:lastRenderedPageBreak/>
         <w:drawing>
-          <wp:inline distT="0" distB="0" distL="0" distR="0" wp14:anchorId="70570800" wp14:editId="5212C320">
-            <wp:extent cx="5943600" cy="2783205"/>
+          <wp:inline distT="0" distB="0" distL="0" distR="0" wp14:anchorId="70570800" wp14:editId="3396EFF4">
+            <wp:extent cx="5943600" cy="6477000"/>
             <wp:effectExtent l="0" t="0" r="0" b="0"/>
             <wp:docPr id="481005924" name="Picture 1"/>
             <wp:cNvGraphicFramePr>
@@ -550,7 +566,7 @@
                   <pic:spPr>
                     <a:xfrm>
                       <a:off x="0" y="0"/>
-                      <a:ext cx="5943600" cy="2783205"/>
+                      <a:ext cx="5943600" cy="6477000"/>
                     </a:xfrm>
                     <a:prstGeom prst="rect">
                       <a:avLst/>
@@ -565,9 +581,13 @@
     </w:p>
     <w:p>
       <w:r>
+        <w:rPr>
+          <w:noProof/>
+        </w:rPr>
+        <w:lastRenderedPageBreak/>
         <w:drawing>
-          <wp:inline distT="0" distB="0" distL="0" distR="0" wp14:anchorId="281D01F3" wp14:editId="10503708">
-            <wp:extent cx="5943600" cy="2686685"/>
+          <wp:inline distT="0" distB="0" distL="0" distR="0" wp14:anchorId="281D01F3" wp14:editId="5E0F1C1A">
+            <wp:extent cx="5943600" cy="5638800"/>
             <wp:effectExtent l="0" t="0" r="0" b="0"/>
             <wp:docPr id="1939532455" name="Picture 1"/>
             <wp:cNvGraphicFramePr>
@@ -589,7 +609,7 @@
                   <pic:spPr>
                     <a:xfrm>
                       <a:off x="0" y="0"/>
-                      <a:ext cx="5943600" cy="2686685"/>
+                      <a:ext cx="5943600" cy="5638800"/>
                     </a:xfrm>
                     <a:prstGeom prst="rect">
                       <a:avLst/>
@@ -604,11 +624,14 @@
     </w:p>
     <w:p>
       <w:r>
+        <w:rPr>
+          <w:noProof/>
+        </w:rPr>
         <w:lastRenderedPageBreak/>
         <w:drawing>
-          <wp:inline distT="0" distB="0" distL="0" distR="0" wp14:anchorId="3DCFC2E3" wp14:editId="66C11964">
-            <wp:extent cx="5943600" cy="2685415"/>
-            <wp:effectExtent l="0" t="0" r="0" b="635"/>
+          <wp:inline distT="0" distB="0" distL="0" distR="0" wp14:anchorId="3DCFC2E3" wp14:editId="2FF4A017">
+            <wp:extent cx="5943600" cy="5189220"/>
+            <wp:effectExtent l="0" t="0" r="0" b="0"/>
             <wp:docPr id="1504766768" name="Picture 1"/>
             <wp:cNvGraphicFramePr>
               <a:graphicFrameLocks xmlns:a="http://schemas.openxmlformats.org/drawingml/2006/main" noChangeAspect="1"/>
@@ -629,7 +652,7 @@
                   <pic:spPr>
                     <a:xfrm>
                       <a:off x="0" y="0"/>
-                      <a:ext cx="5943600" cy="2685415"/>
+                      <a:ext cx="5943600" cy="5189220"/>
                     </a:xfrm>
                     <a:prstGeom prst="rect">
                       <a:avLst/>
@@ -645,10 +668,14 @@
         <w:br/>
       </w:r>
       <w:r>
+        <w:rPr>
+          <w:noProof/>
+        </w:rPr>
+        <w:lastRenderedPageBreak/>
         <w:drawing>
-          <wp:inline distT="0" distB="0" distL="0" distR="0" wp14:anchorId="5E1F2F29" wp14:editId="3994F4F9">
-            <wp:extent cx="5943600" cy="2684780"/>
-            <wp:effectExtent l="0" t="0" r="0" b="1270"/>
+          <wp:inline distT="0" distB="0" distL="0" distR="0" wp14:anchorId="5E1F2F29" wp14:editId="32379B55">
+            <wp:extent cx="5943600" cy="5410200"/>
+            <wp:effectExtent l="0" t="0" r="0" b="0"/>
             <wp:docPr id="919346211" name="Picture 1"/>
             <wp:cNvGraphicFramePr>
               <a:graphicFrameLocks xmlns:a="http://schemas.openxmlformats.org/drawingml/2006/main" noChangeAspect="1"/>
@@ -669,7 +696,7 @@
                   <pic:spPr>
                     <a:xfrm>
                       <a:off x="0" y="0"/>
-                      <a:ext cx="5943600" cy="2684780"/>
+                      <a:ext cx="5943600" cy="5410200"/>
                     </a:xfrm>
                     <a:prstGeom prst="rect">
                       <a:avLst/>
@@ -705,9 +732,9 @@
           <w:noProof/>
         </w:rPr>
         <w:drawing>
-          <wp:inline distT="0" distB="0" distL="0" distR="0" wp14:anchorId="4347F777" wp14:editId="5B9710C3">
-            <wp:extent cx="5943600" cy="2809875"/>
-            <wp:effectExtent l="0" t="0" r="0" b="9525"/>
+          <wp:inline distT="0" distB="0" distL="0" distR="0" wp14:anchorId="4347F777" wp14:editId="36BA5A23">
+            <wp:extent cx="5943600" cy="6629400"/>
+            <wp:effectExtent l="0" t="0" r="0" b="0"/>
             <wp:docPr id="64167905" name="Picture 1"/>
             <wp:cNvGraphicFramePr>
               <a:graphicFrameLocks xmlns:a="http://schemas.openxmlformats.org/drawingml/2006/main" noChangeAspect="1"/>
@@ -728,7 +755,7 @@
                   <pic:spPr>
                     <a:xfrm>
                       <a:off x="0" y="0"/>
-                      <a:ext cx="5943600" cy="2809875"/>
+                      <a:ext cx="5943600" cy="6629400"/>
                     </a:xfrm>
                     <a:prstGeom prst="rect">
                       <a:avLst/>
@@ -743,13 +770,17 @@
     </w:p>
     <w:p>
       <w:r>
+        <w:lastRenderedPageBreak/>
         <w:br/>
       </w:r>
       <w:r>
+        <w:rPr>
+          <w:noProof/>
+        </w:rPr>
         <w:drawing>
-          <wp:inline distT="0" distB="0" distL="0" distR="0" wp14:anchorId="3871218A" wp14:editId="2F68CF2D">
-            <wp:extent cx="5943600" cy="2325370"/>
-            <wp:effectExtent l="0" t="0" r="0" b="0"/>
+          <wp:inline distT="0" distB="0" distL="0" distR="0" wp14:anchorId="3871218A" wp14:editId="1E96622D">
+            <wp:extent cx="5943600" cy="4853940"/>
+            <wp:effectExtent l="0" t="0" r="0" b="3810"/>
             <wp:docPr id="237529838" name="Picture 1"/>
             <wp:cNvGraphicFramePr>
               <a:graphicFrameLocks xmlns:a="http://schemas.openxmlformats.org/drawingml/2006/main" noChangeAspect="1"/>
@@ -770,7 +801,7 @@
                   <pic:spPr>
                     <a:xfrm>
                       <a:off x="0" y="0"/>
-                      <a:ext cx="5943600" cy="2325370"/>
+                      <a:ext cx="5943600" cy="4853940"/>
                     </a:xfrm>
                     <a:prstGeom prst="rect">
                       <a:avLst/>
@@ -789,11 +820,14 @@
         <w:br/>
       </w:r>
       <w:r>
+        <w:rPr>
+          <w:noProof/>
+        </w:rPr>
         <w:lastRenderedPageBreak/>
         <w:drawing>
-          <wp:inline distT="0" distB="0" distL="0" distR="0" wp14:anchorId="3363E58B" wp14:editId="1E7238B4">
-            <wp:extent cx="5943600" cy="2284095"/>
-            <wp:effectExtent l="0" t="0" r="0" b="1905"/>
+          <wp:inline distT="0" distB="0" distL="0" distR="0" wp14:anchorId="3363E58B" wp14:editId="06D8AB65">
+            <wp:extent cx="5943600" cy="5638800"/>
+            <wp:effectExtent l="0" t="0" r="0" b="0"/>
             <wp:docPr id="286631448" name="Picture 1"/>
             <wp:cNvGraphicFramePr>
               <a:graphicFrameLocks xmlns:a="http://schemas.openxmlformats.org/drawingml/2006/main" noChangeAspect="1"/>
@@ -814,7 +848,7 @@
                   <pic:spPr>
                     <a:xfrm>
                       <a:off x="0" y="0"/>
-                      <a:ext cx="5943600" cy="2284095"/>
+                      <a:ext cx="5943600" cy="5638800"/>
                     </a:xfrm>
                     <a:prstGeom prst="rect">
                       <a:avLst/>
@@ -830,10 +864,11 @@
         <w:rPr>
           <w:noProof/>
         </w:rPr>
+        <w:lastRenderedPageBreak/>
         <w:drawing>
-          <wp:inline distT="0" distB="0" distL="0" distR="0" wp14:anchorId="29C27AB2" wp14:editId="46DBDCAB">
-            <wp:extent cx="5943600" cy="2828925"/>
-            <wp:effectExtent l="0" t="0" r="0" b="9525"/>
+          <wp:inline distT="0" distB="0" distL="0" distR="0" wp14:anchorId="29C27AB2" wp14:editId="530B4C18">
+            <wp:extent cx="5943600" cy="6233160"/>
+            <wp:effectExtent l="0" t="0" r="0" b="0"/>
             <wp:docPr id="213280476" name="Picture 1"/>
             <wp:cNvGraphicFramePr>
               <a:graphicFrameLocks xmlns:a="http://schemas.openxmlformats.org/drawingml/2006/main" noChangeAspect="1"/>
@@ -854,7 +889,7 @@
                   <pic:spPr>
                     <a:xfrm>
                       <a:off x="0" y="0"/>
-                      <a:ext cx="5943600" cy="2828925"/>
+                      <a:ext cx="5943600" cy="6233160"/>
                     </a:xfrm>
                     <a:prstGeom prst="rect">
                       <a:avLst/>
@@ -873,10 +908,14 @@
         <w:br/>
       </w:r>
       <w:r>
+        <w:rPr>
+          <w:noProof/>
+        </w:rPr>
+        <w:lastRenderedPageBreak/>
         <w:drawing>
-          <wp:inline distT="0" distB="0" distL="0" distR="0" wp14:anchorId="59B1CEFC" wp14:editId="4D490EBB">
-            <wp:extent cx="5943600" cy="1106170"/>
-            <wp:effectExtent l="0" t="0" r="0" b="0"/>
+          <wp:inline distT="0" distB="0" distL="0" distR="0" wp14:anchorId="59B1CEFC" wp14:editId="64CC8E86">
+            <wp:extent cx="5943600" cy="2758440"/>
+            <wp:effectExtent l="0" t="0" r="0" b="3810"/>
             <wp:docPr id="1008363158" name="Picture 1"/>
             <wp:cNvGraphicFramePr>
               <a:graphicFrameLocks xmlns:a="http://schemas.openxmlformats.org/drawingml/2006/main" noChangeAspect="1"/>
@@ -897,7 +936,53 @@
                   <pic:spPr>
                     <a:xfrm>
                       <a:off x="0" y="0"/>
-                      <a:ext cx="5943600" cy="1106170"/>
+                      <a:ext cx="5943600" cy="2758440"/>
+                    </a:xfrm>
+                    <a:prstGeom prst="rect">
+                      <a:avLst/>
+                    </a:prstGeom>
+                  </pic:spPr>
+                </pic:pic>
+              </a:graphicData>
+            </a:graphic>
+          </wp:inline>
+        </w:drawing>
+      </w:r>
+      <w:r>
+        <w:br/>
+      </w:r>
+      <w:r>
+        <w:br/>
+      </w:r>
+      <w:r>
+        <w:rPr>
+          <w:noProof/>
+        </w:rPr>
+        <w:drawing>
+          <wp:inline distT="0" distB="0" distL="0" distR="0" wp14:anchorId="64460F54" wp14:editId="3EA8E32C">
+            <wp:extent cx="5943600" cy="3690620"/>
+            <wp:effectExtent l="0" t="0" r="0" b="5080"/>
+            <wp:docPr id="365636380" name="Picture 1"/>
+            <wp:cNvGraphicFramePr>
+              <a:graphicFrameLocks xmlns:a="http://schemas.openxmlformats.org/drawingml/2006/main" noChangeAspect="1"/>
+            </wp:cNvGraphicFramePr>
+            <a:graphic xmlns:a="http://schemas.openxmlformats.org/drawingml/2006/main">
+              <a:graphicData uri="http://schemas.openxmlformats.org/drawingml/2006/picture">
+                <pic:pic xmlns:pic="http://schemas.openxmlformats.org/drawingml/2006/picture">
+                  <pic:nvPicPr>
+                    <pic:cNvPr id="365636380" name=""/>
+                    <pic:cNvPicPr/>
+                  </pic:nvPicPr>
+                  <pic:blipFill>
+                    <a:blip r:embed="rId25"/>
+                    <a:stretch>
+                      <a:fillRect/>
+                    </a:stretch>
+                  </pic:blipFill>
+                  <pic:spPr>
+                    <a:xfrm>
+                      <a:off x="0" y="0"/>
+                      <a:ext cx="5943600" cy="3690620"/>
                     </a:xfrm>
                     <a:prstGeom prst="rect">
                       <a:avLst/>
